--- a/cp2025-source-2-modul-ajar-pai-akidah-kelas-ix.docx
+++ b/cp2025-source-2-modul-ajar-pai-akidah-kelas-ix.docx
@@ -205,7 +205,7 @@
                 <w:rFonts w:ascii="Arial" w:cs="Arial" w:eastAsia="Arial" w:hAnsi="Arial"/>
                 <w:rtl w:val="0"/>
               </w:rPr>
-              <w:t xml:space="preserve">SMP Negeri 1 Kebonagung, Demak</w:t>
+              <w:t>SMP Negeri 1 Susukan, Demak</w:t>
             </w:r>
           </w:p>
         </w:tc>
@@ -10762,7 +10762,7 @@
                 <w:szCs w:val="19"/>
                 <w:rtl w:val="0"/>
               </w:rPr>
-              <w:t xml:space="preserve">Ibadah (salat, puasa, membaca Al-Qur’an)</w:t>
+              <w:t>Ibadah (sholat, puasa, membaca Al-Qur’an)</w:t>
             </w:r>
             <w:r>
               <w:rPr>
@@ -14599,251 +14599,6 @@
         </w:rPr>
       </w:r>
     </w:p>
-    <w:tbl>
-      <w:tblPr>
-        <w:tblStyle w:val="Table21"/>
-        <w:tblW w:w="8504.0" w:type="dxa"/>
-        <w:jc w:val="left"/>
-        <w:tblInd w:w="1134.0" w:type="dxa"/>
-        <w:tblLayout w:type="fixed"/>
-        <w:tblLook w:val="0000"/>
-      </w:tblPr>
-      <w:tblGrid>
-        <w:gridCol w:w="4111"/>
-        <w:gridCol w:w="4393"/>
-        <w:tblGridChange w:id="0">
-          <w:tblGrid>
-            <w:gridCol w:w="4111"/>
-            <w:gridCol w:w="4393"/>
-          </w:tblGrid>
-        </w:tblGridChange>
-      </w:tblGrid>
-      <w:tr>
-        <w:trPr>
-          <w:cantSplit w:val="0"/>
-          <w:tblHeader w:val="0"/>
-        </w:trPr>
-        <w:tc>
-          <w:tcPr>
-            <w:tcMar>
-              <w:top w:w="0.0" w:type="dxa"/>
-              <w:bottom w:w="0.0" w:type="dxa"/>
-            </w:tcMar>
-          </w:tcPr>
-          <w:p>
-            <w:pPr>
-              <w:rPr/>
-            </w:pPr>
-            <w:r>
-              <w:rPr>
-                <w:rFonts w:ascii="Arial" w:cs="Arial" w:eastAsia="Arial" w:hAnsi="Arial"/>
-                <w:sz w:val="22"/>
-                <w:szCs w:val="22"/>
-                <w:rtl w:val="0"/>
-              </w:rPr>
-              <w:t xml:space="preserve">Mengetahui,</w:t>
-            </w:r>
-            <w:r>
-              <w:rPr>
-                <w:rtl w:val="0"/>
-              </w:rPr>
-            </w:r>
-          </w:p>
-          <w:p>
-            <w:pPr>
-              <w:rPr>
-                <w:rFonts w:ascii="Arial" w:cs="Arial" w:eastAsia="Arial" w:hAnsi="Arial"/>
-                <w:sz w:val="22"/>
-                <w:szCs w:val="22"/>
-              </w:rPr>
-            </w:pPr>
-            <w:r>
-              <w:rPr>
-                <w:rFonts w:ascii="Arial" w:cs="Arial" w:eastAsia="Arial" w:hAnsi="Arial"/>
-                <w:sz w:val="22"/>
-                <w:szCs w:val="22"/>
-                <w:rtl w:val="0"/>
-              </w:rPr>
-              <w:t xml:space="preserve">Kepala SMP Negeri 1 Kebonagung,</w:t>
-            </w:r>
-          </w:p>
-          <w:p>
-            <w:pPr>
-              <w:rPr>
-                <w:rFonts w:ascii="Arial" w:cs="Arial" w:eastAsia="Arial" w:hAnsi="Arial"/>
-                <w:sz w:val="22"/>
-                <w:szCs w:val="22"/>
-              </w:rPr>
-            </w:pPr>
-            <w:r>
-              <w:rPr>
-                <w:rtl w:val="0"/>
-              </w:rPr>
-            </w:r>
-          </w:p>
-          <w:p>
-            <w:pPr>
-              <w:rPr/>
-            </w:pPr>
-            <w:r>
-              <w:rPr>
-                <w:rtl w:val="0"/>
-              </w:rPr>
-            </w:r>
-          </w:p>
-          <w:p>
-            <w:pPr>
-              <w:spacing w:before="600" w:lineRule="auto"/>
-              <w:rPr/>
-            </w:pPr>
-            <w:r>
-              <w:rPr>
-                <w:rFonts w:ascii="Arial" w:cs="Arial" w:eastAsia="Arial" w:hAnsi="Arial"/>
-                <w:b w:val="1"/>
-                <w:bCs w:val="1"/>
-                <w:sz w:val="22"/>
-                <w:szCs w:val="22"/>
-                <w:rtl w:val="0"/>
-              </w:rPr>
-              <w:t xml:space="preserve">Priyantono, S.Pd., M.Pd.</w:t>
-            </w:r>
-            <w:r>
-              <w:rPr>
-                <w:rtl w:val="0"/>
-              </w:rPr>
-            </w:r>
-          </w:p>
-          <w:p>
-            <w:pPr>
-              <w:rPr/>
-            </w:pPr>
-            <w:r>
-              <w:rPr>
-                <w:rFonts w:ascii="Arial" w:cs="Arial" w:eastAsia="Arial" w:hAnsi="Arial"/>
-                <w:sz w:val="22"/>
-                <w:szCs w:val="22"/>
-                <w:rtl w:val="0"/>
-              </w:rPr>
-              <w:t xml:space="preserve">NIP. 196902251994031005</w:t>
-            </w:r>
-            <w:r>
-              <w:rPr>
-                <w:rtl w:val="0"/>
-              </w:rPr>
-            </w:r>
-          </w:p>
-        </w:tc>
-        <w:tc>
-          <w:tcPr>
-            <w:tcMar>
-              <w:top w:w="0.0" w:type="dxa"/>
-              <w:bottom w:w="0.0" w:type="dxa"/>
-            </w:tcMar>
-          </w:tcPr>
-          <w:p>
-            <w:pPr>
-              <w:rPr>
-                <w:rFonts w:ascii="Arial" w:cs="Arial" w:eastAsia="Arial" w:hAnsi="Arial"/>
-                <w:sz w:val="22"/>
-                <w:szCs w:val="22"/>
-              </w:rPr>
-            </w:pPr>
-            <w:r>
-              <w:rPr>
-                <w:rFonts w:ascii="Arial" w:cs="Arial" w:eastAsia="Arial" w:hAnsi="Arial"/>
-                <w:sz w:val="22"/>
-                <w:szCs w:val="22"/>
-                <w:rtl w:val="0"/>
-              </w:rPr>
-              <w:t xml:space="preserve">Kebonagung, 13 Juli 2026</w:t>
-            </w:r>
-          </w:p>
-          <w:p>
-            <w:pPr>
-              <w:rPr>
-                <w:rFonts w:ascii="Arial" w:cs="Arial" w:eastAsia="Arial" w:hAnsi="Arial"/>
-                <w:sz w:val="22"/>
-                <w:szCs w:val="22"/>
-              </w:rPr>
-            </w:pPr>
-            <w:r>
-              <w:rPr>
-                <w:rFonts w:ascii="Arial" w:cs="Arial" w:eastAsia="Arial" w:hAnsi="Arial"/>
-                <w:sz w:val="22"/>
-                <w:szCs w:val="22"/>
-                <w:rtl w:val="0"/>
-              </w:rPr>
-              <w:t xml:space="preserve">Guru Mata Pelajaran PAI dan Budi Pekerti,</w:t>
-            </w:r>
-          </w:p>
-          <w:p>
-            <w:pPr>
-              <w:rPr>
-                <w:rFonts w:ascii="Arial" w:cs="Arial" w:eastAsia="Arial" w:hAnsi="Arial"/>
-                <w:sz w:val="22"/>
-                <w:szCs w:val="22"/>
-              </w:rPr>
-            </w:pPr>
-            <w:r>
-              <w:rPr>
-                <w:rtl w:val="0"/>
-              </w:rPr>
-            </w:r>
-          </w:p>
-          <w:p>
-            <w:pPr>
-              <w:rPr/>
-            </w:pPr>
-            <w:r>
-              <w:rPr>
-                <w:rtl w:val="0"/>
-              </w:rPr>
-            </w:r>
-          </w:p>
-          <w:p>
-            <w:pPr>
-              <w:spacing w:before="600" w:lineRule="auto"/>
-              <w:rPr/>
-            </w:pPr>
-            <w:r>
-              <w:rPr>
-                <w:rFonts w:ascii="Arial" w:cs="Arial" w:eastAsia="Arial" w:hAnsi="Arial"/>
-                <w:b w:val="1"/>
-                <w:bCs w:val="1"/>
-                <w:sz w:val="22"/>
-                <w:szCs w:val="22"/>
-                <w:rtl w:val="0"/>
-              </w:rPr>
-              <w:t xml:space="preserve">Syaekudin, S.Ag., M.Pd.I.</w:t>
-            </w:r>
-            <w:r>
-              <w:rPr>
-                <w:rtl w:val="0"/>
-              </w:rPr>
-            </w:r>
-          </w:p>
-          <w:p>
-            <w:pPr>
-              <w:rPr/>
-            </w:pPr>
-            <w:r>
-              <w:rPr>
-                <w:rFonts w:ascii="Arial" w:cs="Arial" w:eastAsia="Arial" w:hAnsi="Arial"/>
-                <w:sz w:val="22"/>
-                <w:szCs w:val="22"/>
-                <w:rtl w:val="0"/>
-              </w:rPr>
-              <w:t xml:space="preserve">NIP. 197209052005011004</w:t>
-            </w:r>
-            <w:r>
-              <w:rPr>
-                <w:rtl w:val="0"/>
-              </w:rPr>
-            </w:r>
-          </w:p>
-        </w:tc>
-      </w:tr>
-    </w:tbl>
     <w:p>
       <w:pPr>
         <w:rPr>

--- a/cp2025-source-2-modul-ajar-pai-akidah-kelas-ix.docx
+++ b/cp2025-source-2-modul-ajar-pai-akidah-kelas-ix.docx
@@ -720,488 +720,6 @@
         </w:rPr>
       </w:r>
     </w:p>
-    <w:tbl>
-      <w:tblPr>
-        <w:tblStyle w:val="Table2"/>
-        <w:tblW w:w="9628.0" w:type="dxa"/>
-        <w:jc w:val="left"/>
-        <w:tblBorders>
-          <w:top w:color="bfe3f7" w:space="0" w:sz="4" w:val="single"/>
-          <w:left w:color="bfe3f7" w:space="0" w:sz="4" w:val="single"/>
-          <w:bottom w:color="bfe3f7" w:space="0" w:sz="4" w:val="single"/>
-          <w:right w:color="bfe3f7" w:space="0" w:sz="4" w:val="single"/>
-          <w:insideH w:color="bfe3f7" w:space="0" w:sz="4" w:val="single"/>
-          <w:insideV w:color="bfe3f7" w:space="0" w:sz="4" w:val="single"/>
-        </w:tblBorders>
-        <w:tblLayout w:type="fixed"/>
-        <w:tblLook w:val="0400"/>
-      </w:tblPr>
-      <w:tblGrid>
-        <w:gridCol w:w="2402"/>
-        <w:gridCol w:w="7226"/>
-        <w:tblGridChange w:id="0">
-          <w:tblGrid>
-            <w:gridCol w:w="2402"/>
-            <w:gridCol w:w="7226"/>
-          </w:tblGrid>
-        </w:tblGridChange>
-      </w:tblGrid>
-      <w:tr>
-        <w:trPr>
-          <w:cantSplit w:val="0"/>
-          <w:tblHeader w:val="1"/>
-        </w:trPr>
-        <w:tc>
-          <w:tcPr>
-            <w:shd w:fill="0e2841" w:val="clear"/>
-            <w:tcMar>
-              <w:top w:w="80.0" w:type="dxa"/>
-              <w:left w:w="120.0" w:type="dxa"/>
-              <w:bottom w:w="80.0" w:type="dxa"/>
-              <w:right w:w="120.0" w:type="dxa"/>
-            </w:tcMar>
-            <w:vAlign w:val="center"/>
-          </w:tcPr>
-          <w:p>
-            <w:pPr>
-              <w:jc w:val="center"/>
-              <w:rPr>
-                <w:rFonts w:ascii="Arial" w:cs="Arial" w:eastAsia="Arial" w:hAnsi="Arial"/>
-              </w:rPr>
-            </w:pPr>
-            <w:r>
-              <w:rPr>
-                <w:rFonts w:ascii="Arial" w:cs="Arial" w:eastAsia="Arial" w:hAnsi="Arial"/>
-                <w:b w:val="1"/>
-                <w:bCs w:val="1"/>
-                <w:color w:val="ffffff"/>
-                <w:sz w:val="20"/>
-                <w:szCs w:val="20"/>
-                <w:rtl w:val="0"/>
-              </w:rPr>
-              <w:t xml:space="preserve">Aspek</w:t>
-            </w:r>
-            <w:r>
-              <w:rPr>
-                <w:rtl w:val="0"/>
-              </w:rPr>
-            </w:r>
-          </w:p>
-        </w:tc>
-        <w:tc>
-          <w:tcPr>
-            <w:shd w:fill="0e2841" w:val="clear"/>
-            <w:tcMar>
-              <w:top w:w="80.0" w:type="dxa"/>
-              <w:left w:w="120.0" w:type="dxa"/>
-              <w:bottom w:w="80.0" w:type="dxa"/>
-              <w:right w:w="120.0" w:type="dxa"/>
-            </w:tcMar>
-            <w:vAlign w:val="center"/>
-          </w:tcPr>
-          <w:p>
-            <w:pPr>
-              <w:jc w:val="center"/>
-              <w:rPr>
-                <w:rFonts w:ascii="Arial" w:cs="Arial" w:eastAsia="Arial" w:hAnsi="Arial"/>
-              </w:rPr>
-            </w:pPr>
-            <w:r>
-              <w:rPr>
-                <w:rFonts w:ascii="Arial" w:cs="Arial" w:eastAsia="Arial" w:hAnsi="Arial"/>
-                <w:b w:val="1"/>
-                <w:bCs w:val="1"/>
-                <w:color w:val="ffffff"/>
-                <w:sz w:val="20"/>
-                <w:szCs w:val="20"/>
-                <w:rtl w:val="0"/>
-              </w:rPr>
-              <w:t xml:space="preserve">Deskripsi</w:t>
-            </w:r>
-            <w:r>
-              <w:rPr>
-                <w:rtl w:val="0"/>
-              </w:rPr>
-            </w:r>
-          </w:p>
-        </w:tc>
-      </w:tr>
-      <w:tr>
-        <w:trPr>
-          <w:cantSplit w:val="0"/>
-          <w:tblHeader w:val="0"/>
-        </w:trPr>
-        <w:tc>
-          <w:tcPr>
-            <w:shd w:fill="eaf6fe" w:val="clear"/>
-            <w:tcMar>
-              <w:top w:w="80.0" w:type="dxa"/>
-              <w:left w:w="120.0" w:type="dxa"/>
-              <w:bottom w:w="80.0" w:type="dxa"/>
-              <w:right w:w="120.0" w:type="dxa"/>
-            </w:tcMar>
-            <w:vAlign w:val="center"/>
-          </w:tcPr>
-          <w:p>
-            <w:pPr>
-              <w:rPr>
-                <w:rFonts w:ascii="Arial" w:cs="Arial" w:eastAsia="Arial" w:hAnsi="Arial"/>
-              </w:rPr>
-            </w:pPr>
-            <w:r>
-              <w:rPr>
-                <w:rFonts w:ascii="Arial" w:cs="Arial" w:eastAsia="Arial" w:hAnsi="Arial"/>
-                <w:b w:val="1"/>
-                <w:bCs w:val="1"/>
-                <w:color w:val="0e2841"/>
-                <w:sz w:val="20"/>
-                <w:szCs w:val="20"/>
-                <w:rtl w:val="0"/>
-              </w:rPr>
-              <w:t xml:space="preserve">Analisis Pengetahuan Awal</w:t>
-            </w:r>
-            <w:r>
-              <w:rPr>
-                <w:rtl w:val="0"/>
-              </w:rPr>
-            </w:r>
-          </w:p>
-        </w:tc>
-        <w:tc>
-          <w:tcPr>
-            <w:shd w:fill="eaf6fe" w:val="clear"/>
-            <w:tcMar>
-              <w:top w:w="80.0" w:type="dxa"/>
-              <w:left w:w="150.0" w:type="dxa"/>
-              <w:bottom w:w="80.0" w:type="dxa"/>
-              <w:right w:w="120.0" w:type="dxa"/>
-            </w:tcMar>
-          </w:tcPr>
-          <w:p>
-            <w:pPr>
-              <w:jc w:val="both"/>
-              <w:rPr>
-                <w:rFonts w:ascii="Arial" w:cs="Arial" w:eastAsia="Arial" w:hAnsi="Arial"/>
-              </w:rPr>
-            </w:pPr>
-            <w:r>
-              <w:rPr>
-                <w:rFonts w:ascii="Arial" w:cs="Arial" w:eastAsia="Arial" w:hAnsi="Arial"/>
-                <w:sz w:val="20"/>
-                <w:szCs w:val="20"/>
-                <w:rtl w:val="0"/>
-              </w:rPr>
-              <w:t xml:space="preserve">Guru melakukan asesmen diagnostik melalui pertanyaan pemantik (misalnya: “Apa yang kalian ketahui tentang hari kiamat?”) untuk mengecek pemahaman awal murid sebelum masuk ke dalam kajian mendalam tentang iman kepada hari akhir.</w:t>
-            </w:r>
-            <w:r>
-              <w:rPr>
-                <w:rtl w:val="0"/>
-              </w:rPr>
-            </w:r>
-          </w:p>
-        </w:tc>
-      </w:tr>
-      <w:tr>
-        <w:trPr>
-          <w:cantSplit w:val="0"/>
-          <w:tblHeader w:val="0"/>
-        </w:trPr>
-        <w:tc>
-          <w:tcPr>
-            <w:shd w:fill="ffffff" w:val="clear"/>
-            <w:tcMar>
-              <w:top w:w="80.0" w:type="dxa"/>
-              <w:left w:w="120.0" w:type="dxa"/>
-              <w:bottom w:w="80.0" w:type="dxa"/>
-              <w:right w:w="120.0" w:type="dxa"/>
-            </w:tcMar>
-            <w:vAlign w:val="center"/>
-          </w:tcPr>
-          <w:p>
-            <w:pPr>
-              <w:rPr>
-                <w:rFonts w:ascii="Arial" w:cs="Arial" w:eastAsia="Arial" w:hAnsi="Arial"/>
-              </w:rPr>
-            </w:pPr>
-            <w:r>
-              <w:rPr>
-                <w:rFonts w:ascii="Arial" w:cs="Arial" w:eastAsia="Arial" w:hAnsi="Arial"/>
-                <w:b w:val="1"/>
-                <w:bCs w:val="1"/>
-                <w:color w:val="0e2841"/>
-                <w:sz w:val="20"/>
-                <w:szCs w:val="20"/>
-                <w:rtl w:val="0"/>
-              </w:rPr>
-              <w:t xml:space="preserve">Observasi dan Refleksi</w:t>
-            </w:r>
-            <w:r>
-              <w:rPr>
-                <w:rtl w:val="0"/>
-              </w:rPr>
-            </w:r>
-          </w:p>
-        </w:tc>
-        <w:tc>
-          <w:tcPr>
-            <w:shd w:fill="ffffff" w:val="clear"/>
-            <w:tcMar>
-              <w:top w:w="80.0" w:type="dxa"/>
-              <w:left w:w="150.0" w:type="dxa"/>
-              <w:bottom w:w="80.0" w:type="dxa"/>
-              <w:right w:w="120.0" w:type="dxa"/>
-            </w:tcMar>
-          </w:tcPr>
-          <w:p>
-            <w:pPr>
-              <w:jc w:val="both"/>
-              <w:rPr>
-                <w:rFonts w:ascii="Arial" w:cs="Arial" w:eastAsia="Arial" w:hAnsi="Arial"/>
-              </w:rPr>
-            </w:pPr>
-            <w:r>
-              <w:rPr>
-                <w:rFonts w:ascii="Arial" w:cs="Arial" w:eastAsia="Arial" w:hAnsi="Arial"/>
-                <w:sz w:val="20"/>
-                <w:szCs w:val="20"/>
-                <w:rtl w:val="0"/>
-              </w:rPr>
-              <w:t xml:space="preserve">Guru mengamati respons emosional dan pemahaman murid saat membahas topik hari akhir, serta memastikan diskusi berlangsung dalam suasana yang menenangkan dan membangun optimisme, bukan menimbulkan kecemasan berlebihan.</w:t>
-            </w:r>
-            <w:r>
-              <w:rPr>
-                <w:rtl w:val="0"/>
-              </w:rPr>
-            </w:r>
-          </w:p>
-        </w:tc>
-      </w:tr>
-      <w:tr>
-        <w:trPr>
-          <w:cantSplit w:val="0"/>
-          <w:tblHeader w:val="0"/>
-        </w:trPr>
-        <w:tc>
-          <w:tcPr>
-            <w:shd w:fill="eaf6fe" w:val="clear"/>
-            <w:tcMar>
-              <w:top w:w="80.0" w:type="dxa"/>
-              <w:left w:w="120.0" w:type="dxa"/>
-              <w:bottom w:w="80.0" w:type="dxa"/>
-              <w:right w:w="120.0" w:type="dxa"/>
-            </w:tcMar>
-            <w:vAlign w:val="center"/>
-          </w:tcPr>
-          <w:p>
-            <w:pPr>
-              <w:rPr>
-                <w:rFonts w:ascii="Arial" w:cs="Arial" w:eastAsia="Arial" w:hAnsi="Arial"/>
-              </w:rPr>
-            </w:pPr>
-            <w:r>
-              <w:rPr>
-                <w:rFonts w:ascii="Arial" w:cs="Arial" w:eastAsia="Arial" w:hAnsi="Arial"/>
-                <w:b w:val="1"/>
-                <w:bCs w:val="1"/>
-                <w:color w:val="0e2841"/>
-                <w:sz w:val="20"/>
-                <w:szCs w:val="20"/>
-                <w:rtl w:val="0"/>
-              </w:rPr>
-              <w:t xml:space="preserve">Inventarisasi Gaya Belajar dan Minat</w:t>
-            </w:r>
-            <w:r>
-              <w:rPr>
-                <w:rtl w:val="0"/>
-              </w:rPr>
-            </w:r>
-          </w:p>
-        </w:tc>
-        <w:tc>
-          <w:tcPr>
-            <w:shd w:fill="eaf6fe" w:val="clear"/>
-            <w:tcMar>
-              <w:top w:w="80.0" w:type="dxa"/>
-              <w:left w:w="150.0" w:type="dxa"/>
-              <w:bottom w:w="80.0" w:type="dxa"/>
-              <w:right w:w="120.0" w:type="dxa"/>
-            </w:tcMar>
-          </w:tcPr>
-          <w:p>
-            <w:pPr>
-              <w:jc w:val="both"/>
-              <w:rPr>
-                <w:rFonts w:ascii="Arial" w:cs="Arial" w:eastAsia="Arial" w:hAnsi="Arial"/>
-              </w:rPr>
-            </w:pPr>
-            <w:r>
-              <w:rPr>
-                <w:rFonts w:ascii="Arial" w:cs="Arial" w:eastAsia="Arial" w:hAnsi="Arial"/>
-                <w:sz w:val="20"/>
-                <w:szCs w:val="20"/>
-                <w:rtl w:val="0"/>
-              </w:rPr>
-              <w:t xml:space="preserve">Guru menggunakan angket sederhana/wawancara singkat untuk mengetahui gaya belajar dominan murid agar metode diskusi, analisis fenomena, dan penugasan reflektif dapat disesuaikan.</w:t>
-            </w:r>
-            <w:r>
-              <w:rPr>
-                <w:rtl w:val="0"/>
-              </w:rPr>
-            </w:r>
-          </w:p>
-        </w:tc>
-      </w:tr>
-      <w:tr>
-        <w:trPr>
-          <w:cantSplit w:val="0"/>
-          <w:tblHeader w:val="0"/>
-        </w:trPr>
-        <w:tc>
-          <w:tcPr>
-            <w:shd w:fill="ffffff" w:val="clear"/>
-            <w:tcMar>
-              <w:top w:w="80.0" w:type="dxa"/>
-              <w:left w:w="120.0" w:type="dxa"/>
-              <w:bottom w:w="80.0" w:type="dxa"/>
-              <w:right w:w="120.0" w:type="dxa"/>
-            </w:tcMar>
-            <w:vAlign w:val="center"/>
-          </w:tcPr>
-          <w:p>
-            <w:pPr>
-              <w:rPr>
-                <w:rFonts w:ascii="Arial" w:cs="Arial" w:eastAsia="Arial" w:hAnsi="Arial"/>
-              </w:rPr>
-            </w:pPr>
-            <w:r>
-              <w:rPr>
-                <w:rFonts w:ascii="Arial" w:cs="Arial" w:eastAsia="Arial" w:hAnsi="Arial"/>
-                <w:b w:val="1"/>
-                <w:bCs w:val="1"/>
-                <w:color w:val="0e2841"/>
-                <w:sz w:val="20"/>
-                <w:szCs w:val="20"/>
-                <w:rtl w:val="0"/>
-              </w:rPr>
-              <w:t xml:space="preserve">Analisis Keterampilan Berpikir Tingkat Tinggi (HOTS)</w:t>
-            </w:r>
-            <w:r>
-              <w:rPr>
-                <w:rtl w:val="0"/>
-              </w:rPr>
-            </w:r>
-          </w:p>
-        </w:tc>
-        <w:tc>
-          <w:tcPr>
-            <w:shd w:fill="ffffff" w:val="clear"/>
-            <w:tcMar>
-              <w:top w:w="80.0" w:type="dxa"/>
-              <w:left w:w="150.0" w:type="dxa"/>
-              <w:bottom w:w="80.0" w:type="dxa"/>
-              <w:right w:w="120.0" w:type="dxa"/>
-            </w:tcMar>
-          </w:tcPr>
-          <w:p>
-            <w:pPr>
-              <w:jc w:val="both"/>
-              <w:rPr>
-                <w:rFonts w:ascii="Arial" w:cs="Arial" w:eastAsia="Arial" w:hAnsi="Arial"/>
-              </w:rPr>
-            </w:pPr>
-            <w:r>
-              <w:rPr>
-                <w:rFonts w:ascii="Arial" w:cs="Arial" w:eastAsia="Arial" w:hAnsi="Arial"/>
-                <w:sz w:val="20"/>
-                <w:szCs w:val="20"/>
-                <w:rtl w:val="0"/>
-              </w:rPr>
-              <w:t xml:space="preserve">Guru memberikan tugas untuk menganalisis keterkaitan tanda-tanda hari akhir dengan perilaku manusia, serta merumuskan tindakan preventif dan adaptif, guna memetakan murid yang memerlukan pendampingan lanjutan.</w:t>
-            </w:r>
-            <w:r>
-              <w:rPr>
-                <w:rtl w:val="0"/>
-              </w:rPr>
-            </w:r>
-          </w:p>
-        </w:tc>
-      </w:tr>
-      <w:tr>
-        <w:trPr>
-          <w:cantSplit w:val="0"/>
-          <w:tblHeader w:val="0"/>
-        </w:trPr>
-        <w:tc>
-          <w:tcPr>
-            <w:shd w:fill="eaf6fe" w:val="clear"/>
-            <w:tcMar>
-              <w:top w:w="80.0" w:type="dxa"/>
-              <w:left w:w="120.0" w:type="dxa"/>
-              <w:bottom w:w="80.0" w:type="dxa"/>
-              <w:right w:w="120.0" w:type="dxa"/>
-            </w:tcMar>
-            <w:vAlign w:val="center"/>
-          </w:tcPr>
-          <w:p>
-            <w:pPr>
-              <w:rPr>
-                <w:rFonts w:ascii="Arial" w:cs="Arial" w:eastAsia="Arial" w:hAnsi="Arial"/>
-              </w:rPr>
-            </w:pPr>
-            <w:r>
-              <w:rPr>
-                <w:rFonts w:ascii="Arial" w:cs="Arial" w:eastAsia="Arial" w:hAnsi="Arial"/>
-                <w:b w:val="1"/>
-                <w:bCs w:val="1"/>
-                <w:color w:val="0e2841"/>
-                <w:sz w:val="20"/>
-                <w:szCs w:val="20"/>
-                <w:rtl w:val="0"/>
-              </w:rPr>
-              <w:t xml:space="preserve">Konteks Sosial dan Emosional</w:t>
-            </w:r>
-            <w:r>
-              <w:rPr>
-                <w:rtl w:val="0"/>
-              </w:rPr>
-            </w:r>
-          </w:p>
-        </w:tc>
-        <w:tc>
-          <w:tcPr>
-            <w:shd w:fill="eaf6fe" w:val="clear"/>
-            <w:tcMar>
-              <w:top w:w="80.0" w:type="dxa"/>
-              <w:left w:w="150.0" w:type="dxa"/>
-              <w:bottom w:w="80.0" w:type="dxa"/>
-              <w:right w:w="120.0" w:type="dxa"/>
-            </w:tcMar>
-          </w:tcPr>
-          <w:p>
-            <w:pPr>
-              <w:jc w:val="both"/>
-              <w:rPr>
-                <w:rFonts w:ascii="Arial" w:cs="Arial" w:eastAsia="Arial" w:hAnsi="Arial"/>
-              </w:rPr>
-            </w:pPr>
-            <w:r>
-              <w:rPr>
-                <w:rFonts w:ascii="Arial" w:cs="Arial" w:eastAsia="Arial" w:hAnsi="Arial"/>
-                <w:sz w:val="20"/>
-                <w:szCs w:val="20"/>
-                <w:rtl w:val="0"/>
-              </w:rPr>
-              <w:t xml:space="preserve">Guru membangun suasana kelas yang tenang dan reflektif, menekankan bahwa iman kepada hari akhir mendorong optimisme dan semangat berbuat baik, bukan rasa takut yang berlebihan, serta menerapkan pendekatan diferensiasi dalam penugasan refleksi.</w:t>
-            </w:r>
-            <w:r>
-              <w:rPr>
-                <w:rtl w:val="0"/>
-              </w:rPr>
-            </w:r>
-          </w:p>
-        </w:tc>
-      </w:tr>
-    </w:tbl>
     <w:p>
       <w:pPr>
         <w:pBdr>
